--- a/docs/LectureTTS_배포매뉴얼.docx
+++ b/docs/LectureTTS_배포매뉴얼.docx
@@ -58,11 +58,12 @@
         <w:tblStyle w:val="TableGrid"/>
         <w:tblW w:type="auto" w:w="0"/>
         <w:jc w:val="center"/>
+        <w:tblLayout w:type="fixed"/>
         <w:tblLook w:firstColumn="1" w:firstRow="1" w:lastColumn="0" w:lastRow="0" w:noHBand="0" w:noVBand="1" w:val="04A0"/>
       </w:tblPr>
       <w:tblGrid>
-        <w:gridCol w:w="4706"/>
-        <w:gridCol w:w="4706"/>
+        <w:gridCol w:w="2268"/>
+        <w:gridCol w:w="6803"/>
       </w:tblGrid>
       <w:tr>
         <w:tc>
@@ -495,12 +496,13 @@
         <w:tblStyle w:val="TableGrid"/>
         <w:tblW w:type="auto" w:w="0"/>
         <w:jc w:val="center"/>
+        <w:tblLayout w:type="fixed"/>
         <w:tblLook w:firstColumn="1" w:firstRow="1" w:lastColumn="0" w:lastRow="0" w:noHBand="0" w:noVBand="1" w:val="04A0"/>
       </w:tblPr>
       <w:tblGrid>
-        <w:gridCol w:w="3137"/>
-        <w:gridCol w:w="3137"/>
-        <w:gridCol w:w="3137"/>
+        <w:gridCol w:w="1814"/>
+        <w:gridCol w:w="3798"/>
+        <w:gridCol w:w="3798"/>
       </w:tblGrid>
       <w:tr>
         <w:trPr>
@@ -983,11 +985,12 @@
         <w:tblStyle w:val="TableGrid"/>
         <w:tblW w:type="auto" w:w="0"/>
         <w:jc w:val="center"/>
+        <w:tblLayout w:type="fixed"/>
         <w:tblLook w:firstColumn="1" w:firstRow="1" w:lastColumn="0" w:lastRow="0" w:noHBand="0" w:noVBand="1" w:val="04A0"/>
       </w:tblPr>
       <w:tblGrid>
-        <w:gridCol w:w="4706"/>
-        <w:gridCol w:w="4706"/>
+        <w:gridCol w:w="3969"/>
+        <w:gridCol w:w="5443"/>
       </w:tblGrid>
       <w:tr>
         <w:trPr>
@@ -1590,11 +1593,12 @@
         <w:tblStyle w:val="TableGrid"/>
         <w:tblW w:type="auto" w:w="0"/>
         <w:jc w:val="center"/>
+        <w:tblLayout w:type="fixed"/>
         <w:tblLook w:firstColumn="1" w:firstRow="1" w:lastColumn="0" w:lastRow="0" w:noHBand="0" w:noVBand="1" w:val="04A0"/>
       </w:tblPr>
       <w:tblGrid>
-        <w:gridCol w:w="4706"/>
-        <w:gridCol w:w="4706"/>
+        <w:gridCol w:w="3685"/>
+        <w:gridCol w:w="5726"/>
       </w:tblGrid>
       <w:tr>
         <w:trPr>
@@ -1779,11 +1783,12 @@
         <w:tblStyle w:val="TableGrid"/>
         <w:tblW w:type="auto" w:w="0"/>
         <w:jc w:val="center"/>
+        <w:tblLayout w:type="fixed"/>
         <w:tblLook w:firstColumn="1" w:firstRow="1" w:lastColumn="0" w:lastRow="0" w:noHBand="0" w:noVBand="1" w:val="04A0"/>
       </w:tblPr>
       <w:tblGrid>
-        <w:gridCol w:w="4706"/>
-        <w:gridCol w:w="4706"/>
+        <w:gridCol w:w="1984"/>
+        <w:gridCol w:w="7427"/>
       </w:tblGrid>
       <w:tr>
         <w:trPr>
@@ -2065,11 +2070,12 @@
         <w:tblStyle w:val="TableGrid"/>
         <w:tblW w:type="auto" w:w="0"/>
         <w:jc w:val="center"/>
+        <w:tblLayout w:type="fixed"/>
         <w:tblLook w:firstColumn="1" w:firstRow="1" w:lastColumn="0" w:lastRow="0" w:noHBand="0" w:noVBand="1" w:val="04A0"/>
       </w:tblPr>
       <w:tblGrid>
-        <w:gridCol w:w="4706"/>
-        <w:gridCol w:w="4706"/>
+        <w:gridCol w:w="1984"/>
+        <w:gridCol w:w="7427"/>
       </w:tblGrid>
       <w:tr>
         <w:trPr>
@@ -2497,11 +2503,12 @@
         <w:tblStyle w:val="TableGrid"/>
         <w:tblW w:type="auto" w:w="0"/>
         <w:jc w:val="center"/>
+        <w:tblLayout w:type="fixed"/>
         <w:tblLook w:firstColumn="1" w:firstRow="1" w:lastColumn="0" w:lastRow="0" w:noHBand="0" w:noVBand="1" w:val="04A0"/>
       </w:tblPr>
       <w:tblGrid>
-        <w:gridCol w:w="4706"/>
-        <w:gridCol w:w="4706"/>
+        <w:gridCol w:w="3685"/>
+        <w:gridCol w:w="5726"/>
       </w:tblGrid>
       <w:tr>
         <w:trPr>
@@ -3081,11 +3088,12 @@
         <w:tblStyle w:val="TableGrid"/>
         <w:tblW w:type="auto" w:w="0"/>
         <w:jc w:val="center"/>
+        <w:tblLayout w:type="fixed"/>
         <w:tblLook w:firstColumn="1" w:firstRow="1" w:lastColumn="0" w:lastRow="0" w:noHBand="0" w:noVBand="1" w:val="04A0"/>
       </w:tblPr>
       <w:tblGrid>
-        <w:gridCol w:w="4706"/>
-        <w:gridCol w:w="4706"/>
+        <w:gridCol w:w="4819"/>
+        <w:gridCol w:w="4592"/>
       </w:tblGrid>
       <w:tr>
         <w:trPr>
@@ -4278,12 +4286,13 @@
         <w:tblStyle w:val="TableGrid"/>
         <w:tblW w:type="auto" w:w="0"/>
         <w:jc w:val="center"/>
+        <w:tblLayout w:type="fixed"/>
         <w:tblLook w:firstColumn="1" w:firstRow="1" w:lastColumn="0" w:lastRow="0" w:noHBand="0" w:noVBand="1" w:val="04A0"/>
       </w:tblPr>
       <w:tblGrid>
-        <w:gridCol w:w="3137"/>
-        <w:gridCol w:w="3137"/>
-        <w:gridCol w:w="3137"/>
+        <w:gridCol w:w="1871"/>
+        <w:gridCol w:w="3118"/>
+        <w:gridCol w:w="4422"/>
       </w:tblGrid>
       <w:tr>
         <w:trPr>
@@ -4651,11 +4660,12 @@
         <w:tblStyle w:val="TableGrid"/>
         <w:tblW w:type="auto" w:w="0"/>
         <w:jc w:val="center"/>
+        <w:tblLayout w:type="fixed"/>
         <w:tblLook w:firstColumn="1" w:firstRow="1" w:lastColumn="0" w:lastRow="0" w:noHBand="0" w:noVBand="1" w:val="04A0"/>
       </w:tblPr>
       <w:tblGrid>
-        <w:gridCol w:w="4706"/>
-        <w:gridCol w:w="4706"/>
+        <w:gridCol w:w="3402"/>
+        <w:gridCol w:w="6009"/>
       </w:tblGrid>
       <w:tr>
         <w:trPr>
@@ -5269,11 +5279,12 @@
         <w:tblStyle w:val="TableGrid"/>
         <w:tblW w:type="auto" w:w="0"/>
         <w:jc w:val="center"/>
+        <w:tblLayout w:type="fixed"/>
         <w:tblLook w:firstColumn="1" w:firstRow="1" w:lastColumn="0" w:lastRow="0" w:noHBand="0" w:noVBand="1" w:val="04A0"/>
       </w:tblPr>
       <w:tblGrid>
-        <w:gridCol w:w="4706"/>
-        <w:gridCol w:w="4706"/>
+        <w:gridCol w:w="1871"/>
+        <w:gridCol w:w="7540"/>
       </w:tblGrid>
       <w:tr>
         <w:trPr>
@@ -5889,12 +5900,13 @@
         <w:tblStyle w:val="TableGrid"/>
         <w:tblW w:type="auto" w:w="0"/>
         <w:jc w:val="center"/>
+        <w:tblLayout w:type="fixed"/>
         <w:tblLook w:firstColumn="1" w:firstRow="1" w:lastColumn="0" w:lastRow="0" w:noHBand="0" w:noVBand="1" w:val="04A0"/>
       </w:tblPr>
       <w:tblGrid>
-        <w:gridCol w:w="3137"/>
-        <w:gridCol w:w="3137"/>
-        <w:gridCol w:w="3137"/>
+        <w:gridCol w:w="567"/>
+        <w:gridCol w:w="3175"/>
+        <w:gridCol w:w="5669"/>
       </w:tblGrid>
       <w:tr>
         <w:trPr>
@@ -6727,12 +6739,13 @@
         <w:tblStyle w:val="TableGrid"/>
         <w:tblW w:type="auto" w:w="0"/>
         <w:jc w:val="center"/>
+        <w:tblLayout w:type="fixed"/>
         <w:tblLook w:firstColumn="1" w:firstRow="1" w:lastColumn="0" w:lastRow="0" w:noHBand="0" w:noVBand="1" w:val="04A0"/>
       </w:tblPr>
       <w:tblGrid>
-        <w:gridCol w:w="3137"/>
-        <w:gridCol w:w="3137"/>
-        <w:gridCol w:w="3137"/>
+        <w:gridCol w:w="2154"/>
+        <w:gridCol w:w="1928"/>
+        <w:gridCol w:w="5329"/>
       </w:tblGrid>
       <w:tr>
         <w:trPr>
@@ -7185,12 +7198,13 @@
         <w:tblStyle w:val="TableGrid"/>
         <w:tblW w:type="auto" w:w="0"/>
         <w:jc w:val="center"/>
+        <w:tblLayout w:type="fixed"/>
         <w:tblLook w:firstColumn="1" w:firstRow="1" w:lastColumn="0" w:lastRow="0" w:noHBand="0" w:noVBand="1" w:val="04A0"/>
       </w:tblPr>
       <w:tblGrid>
-        <w:gridCol w:w="3137"/>
-        <w:gridCol w:w="3137"/>
-        <w:gridCol w:w="3137"/>
+        <w:gridCol w:w="2608"/>
+        <w:gridCol w:w="2041"/>
+        <w:gridCol w:w="4762"/>
       </w:tblGrid>
       <w:tr>
         <w:trPr>
@@ -7851,11 +7865,12 @@
         <w:tblStyle w:val="TableGrid"/>
         <w:tblW w:type="auto" w:w="0"/>
         <w:jc w:val="center"/>
+        <w:tblLayout w:type="fixed"/>
         <w:tblLook w:firstColumn="1" w:firstRow="1" w:lastColumn="0" w:lastRow="0" w:noHBand="0" w:noVBand="1" w:val="04A0"/>
       </w:tblPr>
       <w:tblGrid>
-        <w:gridCol w:w="4706"/>
-        <w:gridCol w:w="4706"/>
+        <w:gridCol w:w="2835"/>
+        <w:gridCol w:w="6576"/>
       </w:tblGrid>
       <w:tr>
         <w:trPr>

--- a/docs/LectureTTS_배포매뉴얼.docx
+++ b/docs/LectureTTS_배포매뉴얼.docx
@@ -1938,7 +1938,7 @@
                 <w:rFonts w:ascii="Malgun Gothic" w:hAnsi="Malgun Gothic" w:eastAsia="Malgun Gothic" w:cs="Malgun Gothic"/>
                 <w:sz w:val="18"/>
               </w:rPr>
-              <w:t>앱 + 모델 + 캐시용 여유 공간 (첫 빌드 후 실측해 기입: ____ GB)</w:t>
+              <w:t>약 2GB 이상 여유 공간 (앱 약 1.0GB + 모델 약 330MB + 캐시)</w:t>
             </w:r>
           </w:p>
         </w:tc>
@@ -2344,6 +2344,65 @@
                 <w:sz w:val="18"/>
               </w:rPr>
               <w:t>빌드 환경과 결과물용 10GB 이상 여유 공간 권장</w:t>
+            </w:r>
+          </w:p>
+        </w:tc>
+      </w:tr>
+      <w:tr>
+        <w:tc>
+          <w:tcPr>
+            <w:tcW w:type="dxa" w:w="1984"/>
+          </w:tcPr>
+          <w:p>
+            <w:pPr>
+              <w:spacing w:after="20" w:line="276" w:lineRule="auto"/>
+            </w:pPr>
+            <w:r>
+              <w:rPr>
+                <w:rFonts w:ascii="Malgun Gothic" w:hAnsi="Malgun Gothic" w:eastAsia="Malgun Gothic" w:cs="Malgun Gothic"/>
+                <w:sz w:val="18"/>
+              </w:rPr>
+              <w:t>폴더 위치</w:t>
+            </w:r>
+          </w:p>
+        </w:tc>
+        <w:tc>
+          <w:tcPr>
+            <w:tcW w:type="dxa" w:w="7427"/>
+          </w:tcPr>
+          <w:p>
+            <w:pPr>
+              <w:spacing w:after="20" w:line="276" w:lineRule="auto"/>
+            </w:pPr>
+            <w:r>
+              <w:rPr>
+                <w:rFonts w:ascii="Malgun Gothic" w:hAnsi="Malgun Gothic" w:eastAsia="Malgun Gothic" w:cs="Malgun Gothic"/>
+                <w:b/>
+                <w:sz w:val="18"/>
+              </w:rPr>
+              <w:t>짧은 경로</w:t>
+            </w:r>
+            <w:r>
+              <w:rPr>
+                <w:rFonts w:ascii="Malgun Gothic" w:hAnsi="Malgun Gothic" w:eastAsia="Malgun Gothic" w:cs="Malgun Gothic"/>
+                <w:sz w:val="18"/>
+              </w:rPr>
+              <w:t xml:space="preserve">(예: </w:t>
+            </w:r>
+            <w:r>
+              <w:rPr>
+                <w:rFonts w:ascii="Consolas" w:hAnsi="Consolas" w:eastAsia="Consolas" w:cs="Consolas"/>
+                <w:color w:val="A31515"/>
+                <w:sz w:val="17"/>
+              </w:rPr>
+              <w:t>D:\lecture-tts</w:t>
+            </w:r>
+            <w:r>
+              <w:rPr>
+                <w:rFonts w:ascii="Malgun Gothic" w:hAnsi="Malgun Gothic" w:eastAsia="Malgun Gothic" w:cs="Malgun Gothic"/>
+                <w:sz w:val="18"/>
+              </w:rPr>
+              <w:t>). 경로가 길면 Windows 경로 길이 제한(260자) 때문에 설치 파일 단계가 실패합니다.</w:t>
             </w:r>
           </w:p>
         </w:tc>
@@ -3396,11 +3455,63 @@
       </w:pPr>
     </w:p>
     <w:p>
+      <w:r>
+        <w:rPr>
+          <w:rFonts w:ascii="Malgun Gothic" w:hAnsi="Malgun Gothic" w:eastAsia="Malgun Gothic" w:cs="Malgun Gothic"/>
+        </w:rPr>
+        <w:t>실측값(0.1.0, CPU용 PyTorch): 앱 폴더 약 1,035MB, 온라인 설치 파일 약 260MB. 처음 빌드는 패키지 다운로드를 포함해 약 20~30분 걸립니다.</w:t>
+      </w:r>
+    </w:p>
+    <w:p>
       <w:pPr>
         <w:pStyle w:val="Heading2"/>
       </w:pPr>
       <w:r>
         <w:t>4.5 빌드 PC에서 먼저 확인</w:t>
+      </w:r>
+    </w:p>
+    <w:p>
+      <w:r>
+        <w:rPr>
+          <w:rFonts w:ascii="Malgun Gothic" w:hAnsi="Malgun Gothic" w:eastAsia="Malgun Gothic" w:cs="Malgun Gothic"/>
+        </w:rPr>
+        <w:t>먼저 자동 점검을 실행합니다. 예제 스크립트의 첫 섹션을 실제 엔진으로 합성해 결과를 파일로 남깁니다 (모델이 없으면 먼저 내려받으므로 인터넷이 필요합니다).</w:t>
+      </w:r>
+    </w:p>
+    <w:p>
+      <w:pPr>
+        <w:spacing w:before="80" w:after="0" w:line="264" w:lineRule="auto"/>
+        <w:ind w:left="170"/>
+        <w:shd w:val="clear" w:color="auto" w:fill="F2F2F2"/>
+      </w:pPr>
+      <w:r>
+        <w:rPr>
+          <w:rFonts w:ascii="Consolas" w:hAnsi="Consolas" w:eastAsia="Consolas" w:cs="Consolas"/>
+          <w:sz w:val="18"/>
+        </w:rPr>
+        <w:t>dist\LectureTTS\LectureTTS.exe --selftest D:\selftest</w:t>
+      </w:r>
+    </w:p>
+    <w:p>
+      <w:pPr>
+        <w:spacing w:before="0" w:after="80" w:line="264" w:lineRule="auto"/>
+        <w:ind w:left="170"/>
+        <w:shd w:val="clear" w:color="auto" w:fill="F2F2F2"/>
+      </w:pPr>
+      <w:r>
+        <w:rPr>
+          <w:rFonts w:ascii="Consolas" w:hAnsi="Consolas" w:eastAsia="Consolas" w:cs="Consolas"/>
+          <w:sz w:val="18"/>
+        </w:rPr>
+        <w:t>Get-Content D:\selftest\selftest.txt     # 첫 줄이 OK이면 정상</w:t>
+      </w:r>
+    </w:p>
+    <w:p>
+      <w:r>
+        <w:rPr>
+          <w:rFonts w:ascii="Malgun Gothic" w:hAnsi="Malgun Gothic" w:eastAsia="Malgun Gothic" w:cs="Malgun Gothic"/>
+        </w:rPr>
+        <w:t>그다음 화면으로 확인합니다.</w:t>
       </w:r>
     </w:p>
     <w:p>
@@ -7736,6 +7847,165 @@
                 <w:sz w:val="18"/>
               </w:rPr>
               <w:t>로 다시 실행</w:t>
+            </w:r>
+          </w:p>
+        </w:tc>
+      </w:tr>
+      <w:tr>
+        <w:tc>
+          <w:tcPr>
+            <w:tcW w:type="dxa" w:w="2608"/>
+          </w:tcPr>
+          <w:p>
+            <w:pPr>
+              <w:spacing w:after="20" w:line="276" w:lineRule="auto"/>
+            </w:pPr>
+            <w:r>
+              <w:rPr>
+                <w:rFonts w:ascii="Malgun Gothic" w:hAnsi="Malgun Gothic" w:eastAsia="Malgun Gothic" w:cs="Malgun Gothic"/>
+                <w:sz w:val="18"/>
+              </w:rPr>
+              <w:t>Inno Setup 단계에서 "지정된 경로를 찾을 수 없습니다"</w:t>
+            </w:r>
+          </w:p>
+        </w:tc>
+        <w:tc>
+          <w:tcPr>
+            <w:tcW w:type="dxa" w:w="2041"/>
+          </w:tcPr>
+          <w:p>
+            <w:pPr>
+              <w:spacing w:after="20" w:line="276" w:lineRule="auto"/>
+            </w:pPr>
+            <w:r>
+              <w:rPr>
+                <w:rFonts w:ascii="Malgun Gothic" w:hAnsi="Malgun Gothic" w:eastAsia="Malgun Gothic" w:cs="Malgun Gothic"/>
+                <w:sz w:val="18"/>
+              </w:rPr>
+              <w:t>경로 길이 제한(260자) 초과</w:t>
+            </w:r>
+          </w:p>
+        </w:tc>
+        <w:tc>
+          <w:tcPr>
+            <w:tcW w:type="dxa" w:w="4762"/>
+          </w:tcPr>
+          <w:p>
+            <w:pPr>
+              <w:spacing w:after="20" w:line="276" w:lineRule="auto"/>
+            </w:pPr>
+            <w:r>
+              <w:rPr>
+                <w:rFonts w:ascii="Malgun Gothic" w:hAnsi="Malgun Gothic" w:eastAsia="Malgun Gothic" w:cs="Malgun Gothic"/>
+                <w:sz w:val="18"/>
+              </w:rPr>
+              <w:t xml:space="preserve">프로젝트를 짧은 경로(예: </w:t>
+            </w:r>
+            <w:r>
+              <w:rPr>
+                <w:rFonts w:ascii="Consolas" w:hAnsi="Consolas" w:eastAsia="Consolas" w:cs="Consolas"/>
+                <w:color w:val="A31515"/>
+                <w:sz w:val="17"/>
+              </w:rPr>
+              <w:t>D:\lecture-tts</w:t>
+            </w:r>
+            <w:r>
+              <w:rPr>
+                <w:rFonts w:ascii="Malgun Gothic" w:hAnsi="Malgun Gothic" w:eastAsia="Malgun Gothic" w:cs="Malgun Gothic"/>
+                <w:sz w:val="18"/>
+              </w:rPr>
+              <w:t xml:space="preserve">)로 옮겨 </w:t>
+            </w:r>
+            <w:r>
+              <w:rPr>
+                <w:rFonts w:ascii="Consolas" w:hAnsi="Consolas" w:eastAsia="Consolas" w:cs="Consolas"/>
+                <w:color w:val="A31515"/>
+                <w:sz w:val="17"/>
+              </w:rPr>
+              <w:t>build.ps1 -SkipVenv</w:t>
+            </w:r>
+            <w:r>
+              <w:rPr>
+                <w:rFonts w:ascii="Malgun Gothic" w:hAnsi="Malgun Gothic" w:eastAsia="Malgun Gothic" w:cs="Malgun Gothic"/>
+                <w:sz w:val="18"/>
+              </w:rPr>
+              <w:t xml:space="preserve"> 실행</w:t>
+            </w:r>
+          </w:p>
+        </w:tc>
+      </w:tr>
+      <w:tr>
+        <w:tc>
+          <w:tcPr>
+            <w:tcW w:type="dxa" w:w="2608"/>
+          </w:tcPr>
+          <w:p>
+            <w:pPr>
+              <w:spacing w:after="20" w:line="276" w:lineRule="auto"/>
+            </w:pPr>
+            <w:r>
+              <w:rPr>
+                <w:rFonts w:ascii="Malgun Gothic" w:hAnsi="Malgun Gothic" w:eastAsia="Malgun Gothic" w:cs="Malgun Gothic"/>
+                <w:sz w:val="18"/>
+              </w:rPr>
+              <w:t>설치 후 합성이 되는지 확인하고 싶음</w:t>
+            </w:r>
+          </w:p>
+        </w:tc>
+        <w:tc>
+          <w:tcPr>
+            <w:tcW w:type="dxa" w:w="2041"/>
+          </w:tcPr>
+          <w:p>
+            <w:pPr>
+              <w:spacing w:after="20" w:line="276" w:lineRule="auto"/>
+            </w:pPr>
+            <w:r>
+              <w:rPr>
+                <w:rFonts w:ascii="Malgun Gothic" w:hAnsi="Malgun Gothic" w:eastAsia="Malgun Gothic" w:cs="Malgun Gothic"/>
+                <w:sz w:val="18"/>
+              </w:rPr>
+              <w:t>—</w:t>
+            </w:r>
+          </w:p>
+        </w:tc>
+        <w:tc>
+          <w:tcPr>
+            <w:tcW w:type="dxa" w:w="4762"/>
+          </w:tcPr>
+          <w:p>
+            <w:pPr>
+              <w:spacing w:after="20" w:line="276" w:lineRule="auto"/>
+            </w:pPr>
+            <w:r>
+              <w:rPr>
+                <w:rFonts w:ascii="Consolas" w:hAnsi="Consolas" w:eastAsia="Consolas" w:cs="Consolas"/>
+                <w:color w:val="A31515"/>
+                <w:sz w:val="17"/>
+              </w:rPr>
+              <w:t>LectureTTS.exe --selftest D:\selftest</w:t>
+            </w:r>
+            <w:r>
+              <w:rPr>
+                <w:rFonts w:ascii="Malgun Gothic" w:hAnsi="Malgun Gothic" w:eastAsia="Malgun Gothic" w:cs="Malgun Gothic"/>
+                <w:sz w:val="18"/>
+              </w:rPr>
+              <w:t xml:space="preserve"> 실행 후 </w:t>
+            </w:r>
+            <w:r>
+              <w:rPr>
+                <w:rFonts w:ascii="Consolas" w:hAnsi="Consolas" w:eastAsia="Consolas" w:cs="Consolas"/>
+                <w:color w:val="A31515"/>
+                <w:sz w:val="17"/>
+              </w:rPr>
+              <w:t>selftest.txt</w:t>
+            </w:r>
+            <w:r>
+              <w:rPr>
+                <w:rFonts w:ascii="Malgun Gothic" w:hAnsi="Malgun Gothic" w:eastAsia="Malgun Gothic" w:cs="Malgun Gothic"/>
+                <w:sz w:val="18"/>
+              </w:rPr>
+              <w:t xml:space="preserve"> 첫 줄이 OK인지 확인</w:t>
             </w:r>
           </w:p>
         </w:tc>

--- a/docs/LectureTTS_배포매뉴얼.docx
+++ b/docs/LectureTTS_배포매뉴얼.docx
@@ -906,7 +906,7 @@
         <w:tc>
           <w:tcPr>
             <w:tcW w:type="dxa" w:w="9411"/>
-            <w:shd w:val="clear" w:color="auto" w:fill="FFF4E5"/>
+            <w:shd w:val="clear" w:color="auto" w:fill="EAF1FB"/>
           </w:tcPr>
           <w:p>
             <w:pPr>
@@ -916,32 +916,17 @@
               <w:rPr>
                 <w:rFonts w:ascii="Malgun Gothic" w:hAnsi="Malgun Gothic" w:eastAsia="Malgun Gothic" w:cs="Malgun Gothic"/>
                 <w:b/>
-                <w:color w:val="B25E00"/>
+                <w:color w:val="1F3A5F"/>
                 <w:sz w:val="19"/>
               </w:rPr>
-              <w:t xml:space="preserve">현재 상태  </w:t>
+              <w:t xml:space="preserve">검증 상태  </w:t>
             </w:r>
             <w:r>
               <w:rPr>
                 <w:rFonts w:ascii="Malgun Gothic" w:hAnsi="Malgun Gothic" w:eastAsia="Malgun Gothic" w:cs="Malgun Gothic"/>
                 <w:sz w:val="19"/>
               </w:rPr>
-              <w:t>이 문서 작성 시점(2026-10-21)에는 설치 파일 빌드 스크립트(</w:t>
-            </w:r>
-            <w:r>
-              <w:rPr>
-                <w:rFonts w:ascii="Consolas" w:hAnsi="Consolas" w:eastAsia="Consolas" w:cs="Consolas"/>
-                <w:color w:val="A31515"/>
-                <w:sz w:val="18"/>
-              </w:rPr>
-              <w:t>packaging\build.ps1</w:t>
-            </w:r>
-            <w:r>
-              <w:rPr>
-                <w:rFonts w:ascii="Malgun Gothic" w:hAnsi="Malgun Gothic" w:eastAsia="Malgun Gothic" w:cs="Malgun Gothic"/>
-                <w:sz w:val="19"/>
-              </w:rPr>
-              <w:t>)까지 준비되어 있습니다. 설치 파일을 실제로 빌드해 깨끗한 PC에 설치하는 시험은 아직 하지 않았습니다.</w:t>
+              <w:t>버전 0.1.0 설치 파일은 2026-10-21에 빌드해 개발 PC에서 설치 → 첫 실행 모델 다운로드 → 합성(mp3·자막) → GUI 실행 → 업데이트 설치 → 제거까지 확인했습니다.</w:t>
             </w:r>
           </w:p>
           <w:p>
@@ -953,7 +938,7 @@
                 <w:rFonts w:ascii="Malgun Gothic" w:hAnsi="Malgun Gothic" w:eastAsia="Malgun Gothic" w:cs="Malgun Gothic"/>
                 <w:sz w:val="19"/>
               </w:rPr>
-              <w:t>첫 빌드 후 앱 용량·빌드 시간을 이 문서에 적고, 9장 체크리스트로 확인한 다음 배포하세요. 그 전까지는 방법 B(소스 코드 설치)로 배포할 수 있습니다.</w:t>
+              <w:t>깨끗한 Windows 10/11 PC, 한글 사용자 이름 계정, 오프라인 설치판은 아직 확인하지 않았습니다. 9장 체크리스트로 확인하세요.</w:t>
             </w:r>
           </w:p>
         </w:tc>
@@ -1939,6 +1924,42 @@
                 <w:sz w:val="18"/>
               </w:rPr>
               <w:t>약 2GB 이상 여유 공간 (앱 약 1.0GB + 모델 약 330MB + 캐시)</w:t>
+            </w:r>
+          </w:p>
+        </w:tc>
+      </w:tr>
+      <w:tr>
+        <w:tc>
+          <w:tcPr>
+            <w:tcW w:type="dxa" w:w="1984"/>
+          </w:tcPr>
+          <w:p>
+            <w:pPr>
+              <w:spacing w:after="20" w:line="276" w:lineRule="auto"/>
+            </w:pPr>
+            <w:r>
+              <w:rPr>
+                <w:rFonts w:ascii="Malgun Gothic" w:hAnsi="Malgun Gothic" w:eastAsia="Malgun Gothic" w:cs="Malgun Gothic"/>
+                <w:sz w:val="18"/>
+              </w:rPr>
+              <w:t>다운로드</w:t>
+            </w:r>
+          </w:p>
+        </w:tc>
+        <w:tc>
+          <w:tcPr>
+            <w:tcW w:type="dxa" w:w="7427"/>
+          </w:tcPr>
+          <w:p>
+            <w:pPr>
+              <w:spacing w:after="20" w:line="276" w:lineRule="auto"/>
+            </w:pPr>
+            <w:r>
+              <w:rPr>
+                <w:rFonts w:ascii="Malgun Gothic" w:hAnsi="Malgun Gothic" w:eastAsia="Malgun Gothic" w:cs="Malgun Gothic"/>
+                <w:sz w:val="18"/>
+              </w:rPr>
+              <w:t>설치 파일 약 252MB (https://github.com/kjsobaby-collab/freetts/releases)</w:t>
             </w:r>
           </w:p>
         </w:tc>
@@ -3459,7 +3480,7 @@
         <w:rPr>
           <w:rFonts w:ascii="Malgun Gothic" w:hAnsi="Malgun Gothic" w:eastAsia="Malgun Gothic" w:cs="Malgun Gothic"/>
         </w:rPr>
-        <w:t>실측값(0.1.0, CPU용 PyTorch): 앱 폴더 약 1,035MB, 온라인 설치 파일 약 260MB. 처음 빌드는 패키지 다운로드를 포함해 약 20~30분 걸립니다.</w:t>
+        <w:t>실측값(0.1.0, CPU용 PyTorch): 앱 폴더 약 1,000MB, 온라인 설치 파일 약 252MB. 처음 빌드는 패키지 다운로드를 포함해 약 20~30분 걸립니다.</w:t>
       </w:r>
     </w:p>
     <w:p>
@@ -7930,6 +7951,74 @@
                 <w:sz w:val="18"/>
               </w:rPr>
               <w:t xml:space="preserve"> 실행</w:t>
+            </w:r>
+          </w:p>
+        </w:tc>
+      </w:tr>
+      <w:tr>
+        <w:tc>
+          <w:tcPr>
+            <w:tcW w:type="dxa" w:w="2608"/>
+          </w:tcPr>
+          <w:p>
+            <w:pPr>
+              <w:spacing w:after="20" w:line="276" w:lineRule="auto"/>
+            </w:pPr>
+            <w:r>
+              <w:rPr>
+                <w:rFonts w:ascii="Malgun Gothic" w:hAnsi="Malgun Gothic" w:eastAsia="Malgun Gothic" w:cs="Malgun Gothic"/>
+                <w:sz w:val="18"/>
+              </w:rPr>
+              <w:t>업데이트 후 "DLL load failed while importing QtCore"</w:t>
+            </w:r>
+          </w:p>
+        </w:tc>
+        <w:tc>
+          <w:tcPr>
+            <w:tcW w:type="dxa" w:w="2041"/>
+          </w:tcPr>
+          <w:p>
+            <w:pPr>
+              <w:spacing w:after="20" w:line="276" w:lineRule="auto"/>
+            </w:pPr>
+            <w:r>
+              <w:rPr>
+                <w:rFonts w:ascii="Malgun Gothic" w:hAnsi="Malgun Gothic" w:eastAsia="Malgun Gothic" w:cs="Malgun Gothic"/>
+                <w:sz w:val="18"/>
+              </w:rPr>
+              <w:t>이전 버전 파일이 남음</w:t>
+            </w:r>
+          </w:p>
+        </w:tc>
+        <w:tc>
+          <w:tcPr>
+            <w:tcW w:type="dxa" w:w="4762"/>
+          </w:tcPr>
+          <w:p>
+            <w:pPr>
+              <w:spacing w:after="20" w:line="276" w:lineRule="auto"/>
+            </w:pPr>
+            <w:r>
+              <w:rPr>
+                <w:rFonts w:ascii="Malgun Gothic" w:hAnsi="Malgun Gothic" w:eastAsia="Malgun Gothic" w:cs="Malgun Gothic"/>
+                <w:sz w:val="18"/>
+              </w:rPr>
+              <w:t xml:space="preserve">설치 파일이 </w:t>
+            </w:r>
+            <w:r>
+              <w:rPr>
+                <w:rFonts w:ascii="Consolas" w:hAnsi="Consolas" w:eastAsia="Consolas" w:cs="Consolas"/>
+                <w:color w:val="A31515"/>
+                <w:sz w:val="17"/>
+              </w:rPr>
+              <w:t>_internal</w:t>
+            </w:r>
+            <w:r>
+              <w:rPr>
+                <w:rFonts w:ascii="Malgun Gothic" w:hAnsi="Malgun Gothic" w:eastAsia="Malgun Gothic" w:cs="Malgun Gothic"/>
+                <w:sz w:val="18"/>
+              </w:rPr>
+              <w:t xml:space="preserve"> 폴더를 지우고 다시 설치합니다. 계속되면 제거 후 다시 설치</w:t>
             </w:r>
           </w:p>
         </w:tc>

--- a/docs/LectureTTS_배포매뉴얼.docx
+++ b/docs/LectureTTS_배포매뉴얼.docx
@@ -97,7 +97,7 @@
                 <w:rFonts w:ascii="Malgun Gothic" w:hAnsi="Malgun Gothic" w:eastAsia="Malgun Gothic" w:cs="Malgun Gothic"/>
                 <w:sz w:val="18"/>
               </w:rPr>
-              <w:t>Lecture TTS 0.1.0 (Windows 10/11 64비트)</w:t>
+              <w:t>Lecture TTS 0.1.1 (Windows 10/11 64비트)</w:t>
             </w:r>
           </w:p>
         </w:tc>
@@ -134,7 +134,44 @@
                 <w:rFonts w:ascii="Malgun Gothic" w:hAnsi="Malgun Gothic" w:eastAsia="Malgun Gothic" w:cs="Malgun Gothic"/>
                 <w:sz w:val="18"/>
               </w:rPr>
-              <w:t>1.0</w:t>
+              <w:t>1.1</w:t>
+            </w:r>
+          </w:p>
+        </w:tc>
+      </w:tr>
+      <w:tr>
+        <w:tc>
+          <w:tcPr>
+            <w:tcW w:type="dxa" w:w="2268"/>
+            <w:shd w:val="clear" w:color="auto" w:fill="EEF2F7"/>
+          </w:tcPr>
+          <w:p>
+            <w:pPr>
+              <w:spacing w:after="20" w:line="276" w:lineRule="auto"/>
+            </w:pPr>
+            <w:r>
+              <w:rPr>
+                <w:rFonts w:ascii="Malgun Gothic" w:hAnsi="Malgun Gothic" w:eastAsia="Malgun Gothic" w:cs="Malgun Gothic"/>
+                <w:sz w:val="18"/>
+              </w:rPr>
+              <w:t>개정 내용</w:t>
+            </w:r>
+          </w:p>
+        </w:tc>
+        <w:tc>
+          <w:tcPr>
+            <w:tcW w:type="dxa" w:w="6803"/>
+          </w:tcPr>
+          <w:p>
+            <w:pPr>
+              <w:spacing w:after="20" w:line="276" w:lineRule="auto"/>
+            </w:pPr>
+            <w:r>
+              <w:rPr>
+                <w:rFonts w:ascii="Malgun Gothic" w:hAnsi="Malgun Gothic" w:eastAsia="Malgun Gothic" w:cs="Malgun Gothic"/>
+                <w:sz w:val="18"/>
+              </w:rPr>
+              <w:t>1.1 (앱 0.1.1): 시작 점검 진행 창, 진행 상황 상자(오른쪽 설정 아래), 설치 동의 화면(License.txt)</w:t>
             </w:r>
           </w:p>
         </w:tc>
@@ -926,7 +963,19 @@
                 <w:rFonts w:ascii="Malgun Gothic" w:hAnsi="Malgun Gothic" w:eastAsia="Malgun Gothic" w:cs="Malgun Gothic"/>
                 <w:sz w:val="19"/>
               </w:rPr>
-              <w:t>버전 0.1.0 설치 파일은 2026-10-21에 빌드해 개발 PC에서 설치 → 첫 실행 모델 다운로드 → 합성(mp3·자막) → GUI 실행 → 업데이트 설치 → 제거까지 확인했습니다.</w:t>
+              <w:t>0.1.0 설치 파일로 개발 PC에서 설치 → 첫 실행 모델 다운로드 → 합성(mp3·자막) → GUI 실행 → 업데이트 설치 → 제거까지 확인했습니다.</w:t>
+            </w:r>
+          </w:p>
+          <w:p>
+            <w:pPr>
+              <w:spacing w:after="60"/>
+            </w:pPr>
+            <w:r>
+              <w:rPr>
+                <w:rFonts w:ascii="Malgun Gothic" w:hAnsi="Malgun Gothic" w:eastAsia="Malgun Gothic" w:cs="Malgun Gothic"/>
+                <w:sz w:val="19"/>
+              </w:rPr>
+              <w:t>0.1.1(2026-10-21 빌드)은 실행 파일 자체 점검(--selftest, mp3·자막 생성), GUI 실행 중 '응답 없음'이 생기지 않는지, 설치 동의 화면(License.txt) 표시를 확인했습니다.</w:t>
             </w:r>
           </w:p>
           <w:p>
@@ -1301,7 +1350,7 @@
                 <w:color w:val="A31515"/>
                 <w:sz w:val="17"/>
               </w:rPr>
-              <w:t>THIRD_PARTY_LICENSES.txt</w:t>
+              <w:t>License.txt</w:t>
             </w:r>
           </w:p>
         </w:tc>
@@ -1318,7 +1367,95 @@
                 <w:rFonts w:ascii="Malgun Gothic" w:hAnsi="Malgun Gothic" w:eastAsia="Malgun Gothic" w:cs="Malgun Gothic"/>
                 <w:sz w:val="18"/>
               </w:rPr>
-              <w:t>오픈소스 라이선스 고지</w:t>
+              <w:t>사용권 및 고지 사항 (설치 동의 화면과 같은 내용)</w:t>
+            </w:r>
+          </w:p>
+        </w:tc>
+      </w:tr>
+      <w:tr>
+        <w:tc>
+          <w:tcPr>
+            <w:tcW w:type="dxa" w:w="3969"/>
+          </w:tcPr>
+          <w:p>
+            <w:pPr>
+              <w:spacing w:after="20" w:line="276" w:lineRule="auto"/>
+            </w:pPr>
+            <w:r>
+              <w:rPr>
+                <w:rFonts w:ascii="Malgun Gothic" w:hAnsi="Malgun Gothic" w:eastAsia="Malgun Gothic" w:cs="Malgun Gothic"/>
+                <w:sz w:val="18"/>
+              </w:rPr>
+              <w:t xml:space="preserve">  </w:t>
+            </w:r>
+            <w:r>
+              <w:rPr>
+                <w:rFonts w:ascii="Consolas" w:hAnsi="Consolas" w:eastAsia="Consolas" w:cs="Consolas"/>
+                <w:color w:val="A31515"/>
+                <w:sz w:val="17"/>
+              </w:rPr>
+              <w:t>LICENSE-GPL-3.0.txt</w:t>
+            </w:r>
+          </w:p>
+        </w:tc>
+        <w:tc>
+          <w:tcPr>
+            <w:tcW w:type="dxa" w:w="5443"/>
+          </w:tcPr>
+          <w:p>
+            <w:pPr>
+              <w:spacing w:after="20" w:line="276" w:lineRule="auto"/>
+            </w:pPr>
+            <w:r>
+              <w:rPr>
+                <w:rFonts w:ascii="Malgun Gothic" w:hAnsi="Malgun Gothic" w:eastAsia="Malgun Gothic" w:cs="Malgun Gothic"/>
+                <w:sz w:val="18"/>
+              </w:rPr>
+              <w:t>본 프로그램의 라이선스(GPL v3) 전문</w:t>
+            </w:r>
+          </w:p>
+        </w:tc>
+      </w:tr>
+      <w:tr>
+        <w:tc>
+          <w:tcPr>
+            <w:tcW w:type="dxa" w:w="3969"/>
+          </w:tcPr>
+          <w:p>
+            <w:pPr>
+              <w:spacing w:after="20" w:line="276" w:lineRule="auto"/>
+            </w:pPr>
+            <w:r>
+              <w:rPr>
+                <w:rFonts w:ascii="Malgun Gothic" w:hAnsi="Malgun Gothic" w:eastAsia="Malgun Gothic" w:cs="Malgun Gothic"/>
+                <w:sz w:val="18"/>
+              </w:rPr>
+              <w:t xml:space="preserve">  </w:t>
+            </w:r>
+            <w:r>
+              <w:rPr>
+                <w:rFonts w:ascii="Consolas" w:hAnsi="Consolas" w:eastAsia="Consolas" w:cs="Consolas"/>
+                <w:color w:val="A31515"/>
+                <w:sz w:val="17"/>
+              </w:rPr>
+              <w:t>THIRD_PARTY_LICENSES.txt</w:t>
+            </w:r>
+          </w:p>
+        </w:tc>
+        <w:tc>
+          <w:tcPr>
+            <w:tcW w:type="dxa" w:w="5443"/>
+          </w:tcPr>
+          <w:p>
+            <w:pPr>
+              <w:spacing w:after="20" w:line="276" w:lineRule="auto"/>
+            </w:pPr>
+            <w:r>
+              <w:rPr>
+                <w:rFonts w:ascii="Malgun Gothic" w:hAnsi="Malgun Gothic" w:eastAsia="Malgun Gothic" w:cs="Malgun Gothic"/>
+                <w:sz w:val="18"/>
+              </w:rPr>
+              <w:t>오픈소스 구성 요소 라이선스 고지</w:t>
             </w:r>
           </w:p>
         </w:tc>
@@ -1645,7 +1782,7 @@
                 <w:color w:val="A31515"/>
                 <w:sz w:val="17"/>
               </w:rPr>
-              <w:t>LectureTTS-0.1.0-setup.exe</w:t>
+              <w:t>LectureTTS-0.1.1-setup.exe</w:t>
             </w:r>
           </w:p>
         </w:tc>
@@ -1682,7 +1819,7 @@
                 <w:color w:val="A31515"/>
                 <w:sz w:val="17"/>
               </w:rPr>
-              <w:t>LectureTTS-0.1.0-offline-setup.exe</w:t>
+              <w:t>LectureTTS-0.1.1-offline-setup.exe</w:t>
             </w:r>
           </w:p>
         </w:tc>
@@ -2548,7 +2685,7 @@
         <w:rPr>
           <w:rFonts w:ascii="Malgun Gothic" w:hAnsi="Malgun Gothic" w:eastAsia="Malgun Gothic" w:cs="Malgun Gothic"/>
         </w:rPr>
-        <w:t xml:space="preserve">새 버전을 배포할 때마다 아래 두 파일의 버전을 같은 값으로 바꿉니다. 형식은 </w:t>
+        <w:t xml:space="preserve">새 버전을 배포할 때마다 아래 세 파일의 버전을 같은 값으로 바꿉니다. 형식은 </w:t>
       </w:r>
       <w:r>
         <w:rPr>
@@ -2668,7 +2805,7 @@
                 <w:color w:val="A31515"/>
                 <w:sz w:val="17"/>
               </w:rPr>
-              <w:t>version = "0.1.0"</w:t>
+              <w:t>version = "0.1.1"</w:t>
             </w:r>
           </w:p>
         </w:tc>
@@ -2706,7 +2843,133 @@
                 <w:color w:val="A31515"/>
                 <w:sz w:val="17"/>
               </w:rPr>
-              <w:t>__version__ = "0.1.0"</w:t>
+              <w:t>__version__ = "0.1.1"</w:t>
+            </w:r>
+          </w:p>
+        </w:tc>
+      </w:tr>
+      <w:tr>
+        <w:tc>
+          <w:tcPr>
+            <w:tcW w:type="dxa" w:w="3685"/>
+          </w:tcPr>
+          <w:p>
+            <w:pPr>
+              <w:spacing w:after="20" w:line="276" w:lineRule="auto"/>
+            </w:pPr>
+            <w:r>
+              <w:rPr>
+                <w:rFonts w:ascii="Consolas" w:hAnsi="Consolas" w:eastAsia="Consolas" w:cs="Consolas"/>
+                <w:color w:val="A31515"/>
+                <w:sz w:val="17"/>
+              </w:rPr>
+              <w:t>License.txt</w:t>
+            </w:r>
+          </w:p>
+        </w:tc>
+        <w:tc>
+          <w:tcPr>
+            <w:tcW w:type="dxa" w:w="5726"/>
+          </w:tcPr>
+          <w:p>
+            <w:pPr>
+              <w:spacing w:after="20" w:line="276" w:lineRule="auto"/>
+            </w:pPr>
+            <w:r>
+              <w:rPr>
+                <w:rFonts w:ascii="Malgun Gothic" w:hAnsi="Malgun Gothic" w:eastAsia="Malgun Gothic" w:cs="Malgun Gothic"/>
+                <w:sz w:val="18"/>
+              </w:rPr>
+              <w:t xml:space="preserve">3번째 줄 </w:t>
+            </w:r>
+            <w:r>
+              <w:rPr>
+                <w:rFonts w:ascii="Consolas" w:hAnsi="Consolas" w:eastAsia="Consolas" w:cs="Consolas"/>
+                <w:color w:val="A31515"/>
+                <w:sz w:val="17"/>
+              </w:rPr>
+              <w:t>버전 0.1.1 베타(Beta)</w:t>
+            </w:r>
+            <w:r>
+              <w:rPr>
+                <w:rFonts w:ascii="Malgun Gothic" w:hAnsi="Malgun Gothic" w:eastAsia="Malgun Gothic" w:cs="Malgun Gothic"/>
+                <w:sz w:val="18"/>
+              </w:rPr>
+              <w:t xml:space="preserve"> (설치 동의 화면에 표시됨)</w:t>
+            </w:r>
+          </w:p>
+        </w:tc>
+      </w:tr>
+    </w:tbl>
+    <w:p>
+      <w:pPr>
+        <w:spacing w:after="0"/>
+      </w:pPr>
+    </w:p>
+    <w:tbl>
+      <w:tblPr>
+        <w:tblW w:type="auto" w:w="0"/>
+        <w:jc w:val="center"/>
+        <w:tblLook w:firstColumn="1" w:firstRow="1" w:lastColumn="0" w:lastRow="0" w:noHBand="0" w:noVBand="1" w:val="04A0"/>
+      </w:tblPr>
+      <w:tblGrid>
+        <w:gridCol w:w="9412"/>
+      </w:tblGrid>
+      <w:tr>
+        <w:tc>
+          <w:tcPr>
+            <w:tcW w:type="dxa" w:w="9411"/>
+            <w:shd w:val="clear" w:color="auto" w:fill="FFF4E5"/>
+          </w:tcPr>
+          <w:p>
+            <w:pPr>
+              <w:spacing w:before="60" w:after="60"/>
+            </w:pPr>
+            <w:r>
+              <w:rPr>
+                <w:rFonts w:ascii="Malgun Gothic" w:hAnsi="Malgun Gothic" w:eastAsia="Malgun Gothic" w:cs="Malgun Gothic"/>
+                <w:b/>
+                <w:color w:val="B25E00"/>
+                <w:sz w:val="19"/>
+              </w:rPr>
+              <w:t xml:space="preserve">License.txt 저장 형식  </w:t>
+            </w:r>
+            <w:r>
+              <w:rPr>
+                <w:rFonts w:ascii="Malgun Gothic" w:hAnsi="Malgun Gothic" w:eastAsia="Malgun Gothic" w:cs="Malgun Gothic"/>
+                <w:sz w:val="19"/>
+              </w:rPr>
+              <w:t xml:space="preserve">설치 프로그램(Inno Setup)이 한글을 바르게 읽도록 </w:t>
+            </w:r>
+            <w:r>
+              <w:rPr>
+                <w:rFonts w:ascii="Malgun Gothic" w:hAnsi="Malgun Gothic" w:eastAsia="Malgun Gothic" w:cs="Malgun Gothic"/>
+                <w:b/>
+                <w:sz w:val="19"/>
+              </w:rPr>
+              <w:t>UTF-8(BOM 포함)</w:t>
+            </w:r>
+            <w:r>
+              <w:rPr>
+                <w:rFonts w:ascii="Malgun Gothic" w:hAnsi="Malgun Gothic" w:eastAsia="Malgun Gothic" w:cs="Malgun Gothic"/>
+                <w:sz w:val="19"/>
+              </w:rPr>
+              <w:t xml:space="preserve">으로 저장합니다. 메모장에서는 다른 이름으로 저장 → 인코딩 </w:t>
+            </w:r>
+            <w:r>
+              <w:rPr>
+                <w:rFonts w:ascii="Malgun Gothic" w:hAnsi="Malgun Gothic" w:eastAsia="Malgun Gothic" w:cs="Malgun Gothic"/>
+                <w:b/>
+                <w:sz w:val="19"/>
+              </w:rPr>
+              <w:t>UTF-8(BOM)</w:t>
+            </w:r>
+            <w:r>
+              <w:rPr>
+                <w:rFonts w:ascii="Malgun Gothic" w:hAnsi="Malgun Gothic" w:eastAsia="Malgun Gothic" w:cs="Malgun Gothic"/>
+                <w:sz w:val="19"/>
+              </w:rPr>
+              <w:t>을 고릅니다.</w:t>
             </w:r>
           </w:p>
         </w:tc>
@@ -3272,7 +3535,7 @@
                 <w:color w:val="A31515"/>
                 <w:sz w:val="17"/>
               </w:rPr>
-              <w:t>dist\installer\LectureTTS-0.1.0-setup.exe</w:t>
+              <w:t>dist\installer\LectureTTS-0.1.1-setup.exe</w:t>
             </w:r>
           </w:p>
         </w:tc>
@@ -3309,7 +3572,7 @@
                 <w:color w:val="A31515"/>
                 <w:sz w:val="17"/>
               </w:rPr>
-              <w:t>dist\installer\LectureTTS-0.1.0-offline-setup.exe</w:t>
+              <w:t>dist\installer\LectureTTS-0.1.1-offline-setup.exe</w:t>
             </w:r>
           </w:p>
         </w:tc>
@@ -3480,7 +3743,29 @@
         <w:rPr>
           <w:rFonts w:ascii="Malgun Gothic" w:hAnsi="Malgun Gothic" w:eastAsia="Malgun Gothic" w:cs="Malgun Gothic"/>
         </w:rPr>
-        <w:t>실측값(0.1.0, CPU용 PyTorch): 앱 폴더 약 1,000MB, 온라인 설치 파일 약 252MB. 처음 빌드는 패키지 다운로드를 포함해 약 20~30분 걸립니다.</w:t>
+        <w:t>실측값(0.1.1, CPU용 PyTorch): 앱 폴더 약 1,000MB, 온라인 설치 파일 약 252MB. 처음 빌드는 패키지 다운로드를 포함해 약 20~30분 걸립니다.</w:t>
+      </w:r>
+    </w:p>
+    <w:p>
+      <w:r>
+        <w:rPr>
+          <w:rFonts w:ascii="Malgun Gothic" w:hAnsi="Malgun Gothic" w:eastAsia="Malgun Gothic" w:cs="Malgun Gothic"/>
+        </w:rPr>
+        <w:t>앱은 그대로 두고 설치 파일만 다시 만들 때(예: License.txt만 고친 경우)는 Inno Setup만 실행합니다. 몇 분이면 끝납니다.</w:t>
+      </w:r>
+    </w:p>
+    <w:p>
+      <w:pPr>
+        <w:spacing w:before="80" w:after="80" w:line="264" w:lineRule="auto"/>
+        <w:ind w:left="170"/>
+        <w:shd w:val="clear" w:color="auto" w:fill="F2F2F2"/>
+      </w:pPr>
+      <w:r>
+        <w:rPr>
+          <w:rFonts w:ascii="Consolas" w:hAnsi="Consolas" w:eastAsia="Consolas" w:cs="Consolas"/>
+          <w:sz w:val="18"/>
+        </w:rPr>
+        <w:t>&amp; "$env:LOCALAPPDATA\Programs\Inno Setup 6\ISCC.exe" /DAppVersion=0.1.1 packaging\installer.iss</w:t>
       </w:r>
     </w:p>
     <w:p>
@@ -3717,7 +4002,7 @@
           <w:color w:val="A31515"/>
           <w:sz w:val="19"/>
         </w:rPr>
-        <w:t>v0.1.0</w:t>
+        <w:t>v0.1.1</w:t>
       </w:r>
       <w:r>
         <w:rPr>
@@ -3854,7 +4139,7 @@
           <w:rFonts w:ascii="Consolas" w:hAnsi="Consolas" w:eastAsia="Consolas" w:cs="Consolas"/>
           <w:sz w:val="18"/>
         </w:rPr>
-        <w:t>gh release create v0.1.0 dist\installer\* --title "Lecture TTS 0.1.0" --notes-file RELEASE_NOTES.md</w:t>
+        <w:t>gh release create v0.1.1 dist\installer\* --title "Lecture TTS 0.1.1" --notes-file RELEASE_NOTES.md</w:t>
       </w:r>
     </w:p>
     <w:tbl>
@@ -3989,7 +4274,7 @@
           <w:rFonts w:ascii="Consolas" w:hAnsi="Consolas" w:eastAsia="Consolas" w:cs="Consolas"/>
           <w:sz w:val="18"/>
         </w:rPr>
-        <w:t>Get-FileHash .\LectureTTS-0.1.0-setup.exe -Algorithm SHA256</w:t>
+        <w:t>Get-FileHash .\LectureTTS-0.1.1-setup.exe -Algorithm SHA256</w:t>
       </w:r>
     </w:p>
     <w:p>
@@ -4035,7 +4320,7 @@
           <w:color w:val="A31515"/>
           <w:sz w:val="19"/>
         </w:rPr>
-        <w:t>LectureTTS-0.1.0-setup.exe</w:t>
+        <w:t>LectureTTS-0.1.1-setup.exe</w:t>
       </w:r>
       <w:r>
         <w:rPr>
@@ -4080,21 +4365,41 @@
       <w:r>
         <w:rPr>
           <w:rFonts w:ascii="Malgun Gothic" w:hAnsi="Malgun Gothic" w:eastAsia="Malgun Gothic" w:cs="Malgun Gothic"/>
+          <w:b/>
         </w:rPr>
-        <w:t xml:space="preserve">라이선스 안내(오픈소스 고지)를 확인하고 </w:t>
+        <w:t>라이선스 계약</w:t>
+      </w:r>
+      <w:r>
+        <w:rPr>
+          <w:rFonts w:ascii="Malgun Gothic" w:hAnsi="Malgun Gothic" w:eastAsia="Malgun Gothic" w:cs="Malgun Gothic"/>
+        </w:rPr>
+        <w:t xml:space="preserve"> 화면에서 사용권 및 고지 사항(무료 배포, 베타 버전 안내, GPL v3, 보증의 부인, 오픈소스 구성 요소)을 읽고 </w:t>
       </w:r>
       <w:r>
         <w:rPr>
           <w:rFonts w:ascii="Malgun Gothic" w:hAnsi="Malgun Gothic" w:eastAsia="Malgun Gothic" w:cs="Malgun Gothic"/>
           <w:b/>
         </w:rPr>
-        <w:t>동의</w:t>
+        <w:t>동의합니다</w:t>
       </w:r>
       <w:r>
         <w:rPr>
           <w:rFonts w:ascii="Malgun Gothic" w:hAnsi="Malgun Gothic" w:eastAsia="Malgun Gothic" w:cs="Malgun Gothic"/>
         </w:rPr>
-        <w:t>합니다.</w:t>
+        <w:t xml:space="preserve">를 선택한 뒤 </w:t>
+      </w:r>
+      <w:r>
+        <w:rPr>
+          <w:rFonts w:ascii="Malgun Gothic" w:hAnsi="Malgun Gothic" w:eastAsia="Malgun Gothic" w:cs="Malgun Gothic"/>
+          <w:b/>
+        </w:rPr>
+        <w:t>다음</w:t>
+      </w:r>
+      <w:r>
+        <w:rPr>
+          <w:rFonts w:ascii="Malgun Gothic" w:hAnsi="Malgun Gothic" w:eastAsia="Malgun Gothic" w:cs="Malgun Gothic"/>
+        </w:rPr>
+        <w:t>을 누릅니다.</w:t>
       </w:r>
     </w:p>
     <w:p>
@@ -4389,7 +4694,7 @@
         <w:pStyle w:val="Heading2"/>
       </w:pPr>
       <w:r>
-        <w:t>6.3 첫 실행 — 초기 설정 마법사</w:t>
+        <w:t>6.3 첫 실행 — 준비 상태 확인과 초기 설정</w:t>
       </w:r>
     </w:p>
     <w:p>
@@ -4397,7 +4702,115 @@
         <w:rPr>
           <w:rFonts w:ascii="Malgun Gothic" w:hAnsi="Malgun Gothic" w:eastAsia="Malgun Gothic" w:cs="Malgun Gothic"/>
         </w:rPr>
-        <w:t xml:space="preserve">처음 실행하면 </w:t>
+        <w:t xml:space="preserve">프로그램을 켜면 </w:t>
+      </w:r>
+      <w:r>
+        <w:rPr>
+          <w:rFonts w:ascii="Malgun Gothic" w:hAnsi="Malgun Gothic" w:eastAsia="Malgun Gothic" w:cs="Malgun Gothic"/>
+          <w:b/>
+        </w:rPr>
+        <w:t>프로그램 준비 상태 확인</w:t>
+      </w:r>
+      <w:r>
+        <w:rPr>
+          <w:rFonts w:ascii="Malgun Gothic" w:hAnsi="Malgun Gothic" w:eastAsia="Malgun Gothic" w:cs="Malgun Gothic"/>
+        </w:rPr>
+        <w:t xml:space="preserve"> 창이 뜨고 구성 요소를 차례로 점검합니다. 단계마다 ▶(진행 중) · ✓(끝남) 표시와 경과 시간이 나타나며, 점검하는 동안에도 프로그램 창은 멈추지 않습니다.</w:t>
+      </w:r>
+    </w:p>
+    <w:p>
+      <w:pPr>
+        <w:jc w:val="center"/>
+      </w:pPr>
+      <w:r>
+        <w:drawing>
+          <wp:inline xmlns:a="http://schemas.openxmlformats.org/drawingml/2006/main" xmlns:pic="http://schemas.openxmlformats.org/drawingml/2006/picture">
+            <wp:extent cx="3960000" cy="2093143"/>
+            <wp:docPr id="1" name="Picture 1"/>
+            <wp:cNvGraphicFramePr>
+              <a:graphicFrameLocks noChangeAspect="1"/>
+            </wp:cNvGraphicFramePr>
+            <a:graphic>
+              <a:graphicData uri="http://schemas.openxmlformats.org/drawingml/2006/picture">
+                <pic:pic>
+                  <pic:nvPicPr>
+                    <pic:cNvPr id="0" name="startup_check.png"/>
+                    <pic:cNvPicPr/>
+                  </pic:nvPicPr>
+                  <pic:blipFill>
+                    <a:blip r:embed="rId11"/>
+                    <a:stretch>
+                      <a:fillRect/>
+                    </a:stretch>
+                  </pic:blipFill>
+                  <pic:spPr>
+                    <a:xfrm>
+                      <a:off x="0" y="0"/>
+                      <a:ext cx="3960000" cy="2093143"/>
+                    </a:xfrm>
+                    <a:prstGeom prst="rect"/>
+                  </pic:spPr>
+                </pic:pic>
+              </a:graphicData>
+            </a:graphic>
+          </wp:inline>
+        </w:drawing>
+      </w:r>
+    </w:p>
+    <w:p>
+      <w:pPr>
+        <w:jc w:val="center"/>
+      </w:pPr>
+      <w:r>
+        <w:rPr>
+          <w:rFonts w:ascii="Malgun Gothic" w:hAnsi="Malgun Gothic" w:eastAsia="Malgun Gothic" w:cs="Malgun Gothic"/>
+          <w:color w:val="595959"/>
+          <w:sz w:val="18"/>
+        </w:rPr>
+        <w:t>그림 1. 프로그램 준비 상태 확인 창</w:t>
+      </w:r>
+    </w:p>
+    <w:p>
+      <w:pPr>
+        <w:pStyle w:val="ListBullet"/>
+        <w:spacing w:after="40"/>
+      </w:pPr>
+      <w:r>
+        <w:rPr>
+          <w:rFonts w:ascii="Malgun Gothic" w:hAnsi="Malgun Gothic" w:eastAsia="Malgun Gothic" w:cs="Malgun Gothic"/>
+          <w:b/>
+        </w:rPr>
+        <w:t>Kokoro 엔진 불러오기</w:t>
+      </w:r>
+      <w:r>
+        <w:rPr>
+          <w:rFonts w:ascii="Malgun Gothic" w:hAnsi="Malgun Gothic" w:eastAsia="Malgun Gothic" w:cs="Malgun Gothic"/>
+        </w:rPr>
+        <w:t xml:space="preserve"> 단계는 처음 실행할 때 30초~1분 걸릴 수 있습니다(PC 성능과 백신 검사에 따라 다름). 정상입니다.</w:t>
+      </w:r>
+    </w:p>
+    <w:p>
+      <w:pPr>
+        <w:pStyle w:val="ListBullet"/>
+        <w:spacing w:after="40"/>
+      </w:pPr>
+      <w:r>
+        <w:rPr>
+          <w:rFonts w:ascii="Malgun Gothic" w:hAnsi="Malgun Gothic" w:eastAsia="Malgun Gothic" w:cs="Malgun Gothic"/>
+        </w:rPr>
+        <w:t>모든 항목이 정상이면 창이 저절로 닫힙니다.</w:t>
+      </w:r>
+    </w:p>
+    <w:p>
+      <w:pPr>
+        <w:pStyle w:val="ListBullet"/>
+        <w:spacing w:after="40"/>
+      </w:pPr>
+      <w:r>
+        <w:rPr>
+          <w:rFonts w:ascii="Malgun Gothic" w:hAnsi="Malgun Gothic" w:eastAsia="Malgun Gothic" w:cs="Malgun Gothic"/>
+        </w:rPr>
+        <w:t xml:space="preserve">모델이 없는 등 문제가 있으면 창이 </w:t>
       </w:r>
       <w:r>
         <w:rPr>
@@ -4410,7 +4823,7 @@
         <w:rPr>
           <w:rFonts w:ascii="Malgun Gothic" w:hAnsi="Malgun Gothic" w:eastAsia="Malgun Gothic" w:cs="Malgun Gothic"/>
         </w:rPr>
-        <w:t xml:space="preserve"> 창이 열리고 필요한 구성 요소를 점검합니다.</w:t>
+        <w:t xml:space="preserve"> 창으로 바뀌어 남고, 아래 표의 항목별 결과를 보여 줍니다.</w:t>
       </w:r>
     </w:p>
     <w:tbl>
@@ -4677,7 +5090,7 @@
         <w:rPr>
           <w:rFonts w:ascii="Malgun Gothic" w:hAnsi="Malgun Gothic" w:eastAsia="Malgun Gothic" w:cs="Malgun Gothic"/>
         </w:rPr>
-        <w:t xml:space="preserve">모든 항목이 ✓이면 </w:t>
+        <w:t xml:space="preserve">초기 설정 창에서 문제를 해결해 모든 항목이 ✓이 되면 </w:t>
       </w:r>
       <w:r>
         <w:rPr>
@@ -5059,7 +5472,7 @@
           <w:rFonts w:ascii="Consolas" w:hAnsi="Consolas" w:eastAsia="Consolas" w:cs="Consolas"/>
           <w:sz w:val="18"/>
         </w:rPr>
-        <w:t>LectureTTS-0.1.0-offline-setup.exe /VERYSILENT /SUPPRESSMSGBOXES /NORESTART /TASKS="desktopicon"</w:t>
+        <w:t>LectureTTS-0.1.1-offline-setup.exe /VERYSILENT /SUPPRESSMSGBOXES /NORESTART /TASKS="desktopicon"</w:t>
       </w:r>
     </w:p>
     <w:p>
@@ -6560,7 +6973,7 @@
                 <w:rFonts w:ascii="Malgun Gothic" w:hAnsi="Malgun Gothic" w:eastAsia="Malgun Gothic" w:cs="Malgun Gothic"/>
                 <w:sz w:val="18"/>
               </w:rPr>
-              <w:t>라이선스 파일</w:t>
+              <w:t>라이선스</w:t>
             </w:r>
           </w:p>
         </w:tc>
@@ -6577,7 +6990,7 @@
                 <w:rFonts w:ascii="Malgun Gothic" w:hAnsi="Malgun Gothic" w:eastAsia="Malgun Gothic" w:cs="Malgun Gothic"/>
                 <w:sz w:val="18"/>
               </w:rPr>
-              <w:t xml:space="preserve">앱 폴더의 </w:t>
+              <w:t xml:space="preserve">설치 동의 화면에 License.txt가 한글 깨짐 없이 표시되는지, 버전·문의처가 맞는지. 앱 폴더에 </w:t>
             </w:r>
             <w:r>
               <w:rPr>
@@ -6585,14 +6998,97 @@
                 <w:color w:val="A31515"/>
                 <w:sz w:val="17"/>
               </w:rPr>
-              <w:t>THIRD_PARTY_LICENSES.txt</w:t>
+              <w:t>License.txt</w:t>
             </w:r>
             <w:r>
               <w:rPr>
                 <w:rFonts w:ascii="Malgun Gothic" w:hAnsi="Malgun Gothic" w:eastAsia="Malgun Gothic" w:cs="Malgun Gothic"/>
                 <w:sz w:val="18"/>
               </w:rPr>
-              <w:t xml:space="preserve"> 내용 확인</w:t>
+              <w:t xml:space="preserve"> · </w:t>
+            </w:r>
+            <w:r>
+              <w:rPr>
+                <w:rFonts w:ascii="Consolas" w:hAnsi="Consolas" w:eastAsia="Consolas" w:cs="Consolas"/>
+                <w:color w:val="A31515"/>
+                <w:sz w:val="17"/>
+              </w:rPr>
+              <w:t>LICENSE-GPL-3.0.txt</w:t>
+            </w:r>
+            <w:r>
+              <w:rPr>
+                <w:rFonts w:ascii="Malgun Gothic" w:hAnsi="Malgun Gothic" w:eastAsia="Malgun Gothic" w:cs="Malgun Gothic"/>
+                <w:sz w:val="18"/>
+              </w:rPr>
+              <w:t xml:space="preserve"> · </w:t>
+            </w:r>
+            <w:r>
+              <w:rPr>
+                <w:rFonts w:ascii="Consolas" w:hAnsi="Consolas" w:eastAsia="Consolas" w:cs="Consolas"/>
+                <w:color w:val="A31515"/>
+                <w:sz w:val="17"/>
+              </w:rPr>
+              <w:t>THIRD_PARTY_LICENSES.txt</w:t>
+            </w:r>
+            <w:r>
+              <w:rPr>
+                <w:rFonts w:ascii="Malgun Gothic" w:hAnsi="Malgun Gothic" w:eastAsia="Malgun Gothic" w:cs="Malgun Gothic"/>
+                <w:sz w:val="18"/>
+              </w:rPr>
+              <w:t>가 있는지</w:t>
+            </w:r>
+          </w:p>
+        </w:tc>
+      </w:tr>
+      <w:tr>
+        <w:tc>
+          <w:tcPr>
+            <w:tcW w:type="dxa" w:w="567"/>
+          </w:tcPr>
+          <w:p>
+            <w:pPr>
+              <w:spacing w:after="20" w:line="276" w:lineRule="auto"/>
+            </w:pPr>
+            <w:r>
+              <w:rPr>
+                <w:rFonts w:ascii="Malgun Gothic" w:hAnsi="Malgun Gothic" w:eastAsia="Malgun Gothic" w:cs="Malgun Gothic"/>
+                <w:sz w:val="18"/>
+              </w:rPr>
+              <w:t>☐</w:t>
+            </w:r>
+          </w:p>
+        </w:tc>
+        <w:tc>
+          <w:tcPr>
+            <w:tcW w:type="dxa" w:w="3175"/>
+          </w:tcPr>
+          <w:p>
+            <w:pPr>
+              <w:spacing w:after="20" w:line="276" w:lineRule="auto"/>
+            </w:pPr>
+            <w:r>
+              <w:rPr>
+                <w:rFonts w:ascii="Malgun Gothic" w:hAnsi="Malgun Gothic" w:eastAsia="Malgun Gothic" w:cs="Malgun Gothic"/>
+                <w:sz w:val="18"/>
+              </w:rPr>
+              <w:t>시작 점검</w:t>
+            </w:r>
+          </w:p>
+        </w:tc>
+        <w:tc>
+          <w:tcPr>
+            <w:tcW w:type="dxa" w:w="5669"/>
+          </w:tcPr>
+          <w:p>
+            <w:pPr>
+              <w:spacing w:after="20" w:line="276" w:lineRule="auto"/>
+            </w:pPr>
+            <w:r>
+              <w:rPr>
+                <w:rFonts w:ascii="Malgun Gothic" w:hAnsi="Malgun Gothic" w:eastAsia="Malgun Gothic" w:cs="Malgun Gothic"/>
+                <w:sz w:val="18"/>
+              </w:rPr>
+              <w:t>실행 직후 준비 상태 확인 창이 단계별로 진행되고 창이 '응답 없음'이 되지 않는지</w:t>
             </w:r>
           </w:p>
         </w:tc>
@@ -6836,7 +7332,69 @@
         <w:rPr>
           <w:rFonts w:ascii="Malgun Gothic" w:hAnsi="Malgun Gothic" w:eastAsia="Malgun Gothic" w:cs="Malgun Gothic"/>
         </w:rPr>
-        <w:t xml:space="preserve">배포판에는 여러 오픈소스 구성 요소가 포함됩니다. 고지는 앱의 </w:t>
+        <w:t xml:space="preserve">본 프로그램 고유의 소스 코드는 </w:t>
+      </w:r>
+      <w:r>
+        <w:rPr>
+          <w:rFonts w:ascii="Malgun Gothic" w:hAnsi="Malgun Gothic" w:eastAsia="Malgun Gothic" w:cs="Malgun Gothic"/>
+          <w:b/>
+        </w:rPr>
+        <w:t>GNU GPL v3 이상</w:t>
+      </w:r>
+      <w:r>
+        <w:rPr>
+          <w:rFonts w:ascii="Malgun Gothic" w:hAnsi="Malgun Gothic" w:eastAsia="Malgun Gothic" w:cs="Malgun Gothic"/>
+        </w:rPr>
+        <w:t xml:space="preserve">으로 배포합니다(저장소의 </w:t>
+      </w:r>
+      <w:r>
+        <w:rPr>
+          <w:rFonts w:ascii="Consolas" w:hAnsi="Consolas" w:eastAsia="Consolas" w:cs="Consolas"/>
+          <w:color w:val="A31515"/>
+          <w:sz w:val="19"/>
+        </w:rPr>
+        <w:t>LICENSE</w:t>
+      </w:r>
+      <w:r>
+        <w:rPr>
+          <w:rFonts w:ascii="Malgun Gothic" w:hAnsi="Malgun Gothic" w:eastAsia="Malgun Gothic" w:cs="Malgun Gothic"/>
+        </w:rPr>
+        <w:t xml:space="preserve">). 사용자에게 보여 줄 사용권 및 고지 사항은 저장소 루트의 </w:t>
+      </w:r>
+      <w:r>
+        <w:rPr>
+          <w:rFonts w:ascii="Consolas" w:hAnsi="Consolas" w:eastAsia="Consolas" w:cs="Consolas"/>
+          <w:color w:val="A31515"/>
+          <w:sz w:val="19"/>
+        </w:rPr>
+        <w:t>License.txt</w:t>
+      </w:r>
+      <w:r>
+        <w:rPr>
+          <w:rFonts w:ascii="Malgun Gothic" w:hAnsi="Malgun Gothic" w:eastAsia="Malgun Gothic" w:cs="Malgun Gothic"/>
+        </w:rPr>
+        <w:t xml:space="preserve">에 있으며, 설치할 때 </w:t>
+      </w:r>
+      <w:r>
+        <w:rPr>
+          <w:rFonts w:ascii="Malgun Gothic" w:hAnsi="Malgun Gothic" w:eastAsia="Malgun Gothic" w:cs="Malgun Gothic"/>
+          <w:b/>
+        </w:rPr>
+        <w:t>라이선스 계약</w:t>
+      </w:r>
+      <w:r>
+        <w:rPr>
+          <w:rFonts w:ascii="Malgun Gothic" w:hAnsi="Malgun Gothic" w:eastAsia="Malgun Gothic" w:cs="Malgun Gothic"/>
+        </w:rPr>
+        <w:t xml:space="preserve"> 화면에 표시되고 설치 폴더에도 복사됩니다.</w:t>
+      </w:r>
+    </w:p>
+    <w:p>
+      <w:r>
+        <w:rPr>
+          <w:rFonts w:ascii="Malgun Gothic" w:hAnsi="Malgun Gothic" w:eastAsia="Malgun Gothic" w:cs="Malgun Gothic"/>
+        </w:rPr>
+        <w:t xml:space="preserve">배포판에는 여러 오픈소스 구성 요소가 포함됩니다. 구성 요소별 고지는 앱의 </w:t>
       </w:r>
       <w:r>
         <w:rPr>
@@ -7174,15 +7732,7 @@
                 <w:rFonts w:ascii="Malgun Gothic" w:hAnsi="Malgun Gothic" w:eastAsia="Malgun Gothic" w:cs="Malgun Gothic"/>
                 <w:sz w:val="18"/>
               </w:rPr>
-              <w:t xml:space="preserve">espeakng-loader 패키지에 포함되어 함께 배포됨. </w:t>
-            </w:r>
-            <w:r>
-              <w:rPr>
-                <w:rFonts w:ascii="Malgun Gothic" w:hAnsi="Malgun Gothic" w:eastAsia="Malgun Gothic" w:cs="Malgun Gothic"/>
-                <w:b/>
-                <w:sz w:val="18"/>
-              </w:rPr>
-              <w:t>GPL 조건이 배포 방식에 미치는 영향을 배포 전 검토</w:t>
+              <w:t>espeakng-loader 패키지에 포함되어 함께 배포됨. 본 프로그램도 GPL v3로 배포하고 소스를 공개함</w:t>
             </w:r>
           </w:p>
         </w:tc>
@@ -7279,7 +7829,7 @@
                 <w:rFonts w:ascii="Malgun Gothic" w:hAnsi="Malgun Gothic" w:eastAsia="Malgun Gothic" w:cs="Malgun Gothic"/>
                 <w:sz w:val="19"/>
               </w:rPr>
-              <w:t>① espeak-ng(GPL) 동봉 여부 ② 코드 서명 인증서 도입 여부 ③ 앱 아이콘(</w:t>
+              <w:t>① 코드 서명 인증서 도입 여부 ② 앱 아이콘(</w:t>
             </w:r>
             <w:r>
               <w:rPr>
@@ -7294,7 +7844,7 @@
                 <w:rFonts w:ascii="Malgun Gothic" w:hAnsi="Malgun Gothic" w:eastAsia="Malgun Gothic" w:cs="Malgun Gothic"/>
                 <w:sz w:val="19"/>
               </w:rPr>
-              <w:t>) ④ 기본 업데이트 확인 주소.</w:t>
+              <w:t>) ③ License.txt의 문의처(현재 GitHub Issues 주소).</w:t>
             </w:r>
           </w:p>
           <w:p>
@@ -7576,7 +8126,7 @@
                 <w:rFonts w:ascii="Malgun Gothic" w:hAnsi="Malgun Gothic" w:eastAsia="Malgun Gothic" w:cs="Malgun Gothic"/>
                 <w:sz w:val="18"/>
               </w:rPr>
-              <w:t>상태 줄에 "초기 설정 필요"</w:t>
+              <w:t>진행 상황 상자에 "초기 설정 필요"</w:t>
             </w:r>
           </w:p>
         </w:tc>
@@ -7611,6 +8161,112 @@
                 <w:sz w:val="18"/>
               </w:rPr>
               <w:t>도구 → 초기 설정 마법사 → 모델 다운로드</w:t>
+            </w:r>
+          </w:p>
+        </w:tc>
+      </w:tr>
+      <w:tr>
+        <w:tc>
+          <w:tcPr>
+            <w:tcW w:type="dxa" w:w="2608"/>
+          </w:tcPr>
+          <w:p>
+            <w:pPr>
+              <w:spacing w:after="20" w:line="276" w:lineRule="auto"/>
+            </w:pPr>
+            <w:r>
+              <w:rPr>
+                <w:rFonts w:ascii="Malgun Gothic" w:hAnsi="Malgun Gothic" w:eastAsia="Malgun Gothic" w:cs="Malgun Gothic"/>
+                <w:sz w:val="18"/>
+              </w:rPr>
+              <w:t>시작할 때 준비 상태 확인 창이 오래 떠 있음</w:t>
+            </w:r>
+          </w:p>
+        </w:tc>
+        <w:tc>
+          <w:tcPr>
+            <w:tcW w:type="dxa" w:w="2041"/>
+          </w:tcPr>
+          <w:p>
+            <w:pPr>
+              <w:spacing w:after="20" w:line="276" w:lineRule="auto"/>
+            </w:pPr>
+            <w:r>
+              <w:rPr>
+                <w:rFonts w:ascii="Malgun Gothic" w:hAnsi="Malgun Gothic" w:eastAsia="Malgun Gothic" w:cs="Malgun Gothic"/>
+                <w:sz w:val="18"/>
+              </w:rPr>
+              <w:t>처음 실행 시 엔진 불러오기</w:t>
+            </w:r>
+          </w:p>
+        </w:tc>
+        <w:tc>
+          <w:tcPr>
+            <w:tcW w:type="dxa" w:w="4762"/>
+          </w:tcPr>
+          <w:p>
+            <w:pPr>
+              <w:spacing w:after="20" w:line="276" w:lineRule="auto"/>
+            </w:pPr>
+            <w:r>
+              <w:rPr>
+                <w:rFonts w:ascii="Malgun Gothic" w:hAnsi="Malgun Gothic" w:eastAsia="Malgun Gothic" w:cs="Malgun Gothic"/>
+                <w:sz w:val="18"/>
+              </w:rPr>
+              <w:t>30초~1분 기다리면 저절로 닫힙니다. 두 번째 실행부터는 빨라집니다.</w:t>
+            </w:r>
+          </w:p>
+        </w:tc>
+      </w:tr>
+      <w:tr>
+        <w:tc>
+          <w:tcPr>
+            <w:tcW w:type="dxa" w:w="2608"/>
+          </w:tcPr>
+          <w:p>
+            <w:pPr>
+              <w:spacing w:after="20" w:line="276" w:lineRule="auto"/>
+            </w:pPr>
+            <w:r>
+              <w:rPr>
+                <w:rFonts w:ascii="Malgun Gothic" w:hAnsi="Malgun Gothic" w:eastAsia="Malgun Gothic" w:cs="Malgun Gothic"/>
+                <w:sz w:val="18"/>
+              </w:rPr>
+              <w:t>설치 동의 화면의 한글이 깨짐</w:t>
+            </w:r>
+          </w:p>
+        </w:tc>
+        <w:tc>
+          <w:tcPr>
+            <w:tcW w:type="dxa" w:w="2041"/>
+          </w:tcPr>
+          <w:p>
+            <w:pPr>
+              <w:spacing w:after="20" w:line="276" w:lineRule="auto"/>
+            </w:pPr>
+            <w:r>
+              <w:rPr>
+                <w:rFonts w:ascii="Malgun Gothic" w:hAnsi="Malgun Gothic" w:eastAsia="Malgun Gothic" w:cs="Malgun Gothic"/>
+                <w:sz w:val="18"/>
+              </w:rPr>
+              <w:t>License.txt가 BOM 없는 UTF-8</w:t>
+            </w:r>
+          </w:p>
+        </w:tc>
+        <w:tc>
+          <w:tcPr>
+            <w:tcW w:type="dxa" w:w="4762"/>
+          </w:tcPr>
+          <w:p>
+            <w:pPr>
+              <w:spacing w:after="20" w:line="276" w:lineRule="auto"/>
+            </w:pPr>
+            <w:r>
+              <w:rPr>
+                <w:rFonts w:ascii="Malgun Gothic" w:hAnsi="Malgun Gothic" w:eastAsia="Malgun Gothic" w:cs="Malgun Gothic"/>
+                <w:sz w:val="18"/>
+              </w:rPr>
+              <w:t>UTF-8(BOM)으로 다시 저장한 뒤 설치 파일을 다시 만듦 (4.2절)</w:t>
             </w:r>
           </w:p>
         </w:tc>
